--- a/plugins/vet-marking/skills/marking/assets/templates/ACI_Culinary_AMRR_Template.docx
+++ b/plugins/vet-marking/skills/marking/assets/templates/ACI_Culinary_AMRR_Template.docx
@@ -512,10 +512,10 @@
         <w:gridCol w:w="1480"/>
         <w:gridCol w:w="1480"/>
         <w:gridCol w:w="1180"/>
-        <w:gridCol w:w="1620"/>
-        <w:gridCol w:w="1620"/>
+        <w:gridCol w:w="1400"/>
+        <w:gridCol w:w="1400"/>
         <w:gridCol w:w="1080"/>
-        <w:gridCol w:w="1130"/>
+        <w:gridCol w:w="1570"/>
         <w:gridCol w:w="1520"/>
         <w:gridCol w:w="1030"/>
         <w:gridCol w:w="2122"/>
@@ -671,7 +671,7 @@
         </w:tc>
         <w:tc>
           <w:tcPr>
-            <w:tcW w:w="3240" w:type="dxa"/>
+            <w:tcW w:w="2800" w:type="dxa"/>
             <w:gridSpan w:val="2"/>
             <w:tcBorders>
               <w:top w:val="single" w:sz="4" w:space="0" w:color="FFFFFF"/>
@@ -708,7 +708,7 @@
         </w:tc>
         <w:tc>
           <w:tcPr>
-            <w:tcW w:w="3730" w:type="dxa"/>
+            <w:tcW w:w="4170" w:type="dxa"/>
             <w:gridSpan w:val="3"/>
             <w:tcBorders>
               <w:top w:val="single" w:sz="4" w:space="0" w:color="FFFFFF"/>
@@ -923,7 +923,7 @@
         </w:tc>
         <w:tc>
           <w:tcPr>
-            <w:tcW w:w="1620" w:type="dxa"/>
+            <w:tcW w:w="1400" w:type="dxa"/>
             <w:tcBorders>
               <w:top w:val="single" w:sz="4" w:space="0" w:color="C3CBDA"/>
               <w:left w:val="single" w:sz="4" w:space="0" w:color="C3CBDA"/>
@@ -972,7 +972,7 @@
         </w:tc>
         <w:tc>
           <w:tcPr>
-            <w:tcW w:w="1620" w:type="dxa"/>
+            <w:tcW w:w="1400" w:type="dxa"/>
             <w:tcBorders>
               <w:top w:val="single" w:sz="4" w:space="0" w:color="C3CBDA"/>
               <w:left w:val="single" w:sz="4" w:space="0" w:color="C3CBDA"/>
@@ -1070,7 +1070,7 @@
         </w:tc>
         <w:tc>
           <w:tcPr>
-            <w:tcW w:w="1130" w:type="dxa"/>
+            <w:tcW w:w="1570" w:type="dxa"/>
             <w:tcBorders>
               <w:top w:val="single" w:sz="4" w:space="0" w:color="C3CBDA"/>
               <w:left w:val="single" w:sz="4" w:space="0" w:color="C3CBDA"/>
@@ -1379,7 +1379,7 @@
         </w:tc>
         <w:tc>
           <w:tcPr>
-            <w:tcW w:w="1620" w:type="dxa"/>
+            <w:tcW w:w="1400" w:type="dxa"/>
             <w:tcBorders>
               <w:top w:val="single" w:sz="4" w:space="0" w:color="C3CBDA"/>
               <w:left w:val="single" w:sz="4" w:space="0" w:color="C3CBDA"/>
@@ -1413,7 +1413,7 @@
         </w:tc>
         <w:tc>
           <w:tcPr>
-            <w:tcW w:w="1620" w:type="dxa"/>
+            <w:tcW w:w="1400" w:type="dxa"/>
             <w:tcBorders>
               <w:top w:val="single" w:sz="4" w:space="0" w:color="C3CBDA"/>
               <w:left w:val="single" w:sz="4" w:space="0" w:color="C3CBDA"/>
@@ -1481,7 +1481,7 @@
         </w:tc>
         <w:tc>
           <w:tcPr>
-            <w:tcW w:w="1130" w:type="dxa"/>
+            <w:tcW w:w="1570" w:type="dxa"/>
             <w:tcBorders>
               <w:top w:val="single" w:sz="4" w:space="0" w:color="C3CBDA"/>
               <w:left w:val="single" w:sz="4" w:space="0" w:color="C3CBDA"/>
@@ -1756,7 +1756,7 @@
         </w:tc>
         <w:tc>
           <w:tcPr>
-            <w:tcW w:w="1620" w:type="dxa"/>
+            <w:tcW w:w="1400" w:type="dxa"/>
             <w:tcBorders>
               <w:top w:val="single" w:sz="4" w:space="0" w:color="C3CBDA"/>
               <w:left w:val="single" w:sz="4" w:space="0" w:color="C3CBDA"/>
@@ -1791,7 +1791,7 @@
         </w:tc>
         <w:tc>
           <w:tcPr>
-            <w:tcW w:w="1620" w:type="dxa"/>
+            <w:tcW w:w="1400" w:type="dxa"/>
             <w:tcBorders>
               <w:top w:val="single" w:sz="4" w:space="0" w:color="C3CBDA"/>
               <w:left w:val="single" w:sz="4" w:space="0" w:color="C3CBDA"/>
@@ -1861,7 +1861,7 @@
         </w:tc>
         <w:tc>
           <w:tcPr>
-            <w:tcW w:w="1130" w:type="dxa"/>
+            <w:tcW w:w="1570" w:type="dxa"/>
             <w:tcBorders>
               <w:top w:val="single" w:sz="4" w:space="0" w:color="C3CBDA"/>
               <w:left w:val="single" w:sz="4" w:space="0" w:color="C3CBDA"/>
@@ -2137,7 +2137,7 @@
         </w:tc>
         <w:tc>
           <w:tcPr>
-            <w:tcW w:w="1620" w:type="dxa"/>
+            <w:tcW w:w="1400" w:type="dxa"/>
             <w:tcBorders>
               <w:top w:val="single" w:sz="4" w:space="0" w:color="C3CBDA"/>
               <w:left w:val="single" w:sz="4" w:space="0" w:color="C3CBDA"/>
@@ -2171,7 +2171,7 @@
         </w:tc>
         <w:tc>
           <w:tcPr>
-            <w:tcW w:w="1620" w:type="dxa"/>
+            <w:tcW w:w="1400" w:type="dxa"/>
             <w:tcBorders>
               <w:top w:val="single" w:sz="4" w:space="0" w:color="C3CBDA"/>
               <w:left w:val="single" w:sz="4" w:space="0" w:color="C3CBDA"/>
@@ -2239,7 +2239,7 @@
         </w:tc>
         <w:tc>
           <w:tcPr>
-            <w:tcW w:w="1130" w:type="dxa"/>
+            <w:tcW w:w="1570" w:type="dxa"/>
             <w:tcBorders>
               <w:top w:val="single" w:sz="4" w:space="0" w:color="C3CBDA"/>
               <w:left w:val="single" w:sz="4" w:space="0" w:color="C3CBDA"/>
@@ -2514,7 +2514,7 @@
         </w:tc>
         <w:tc>
           <w:tcPr>
-            <w:tcW w:w="1620" w:type="dxa"/>
+            <w:tcW w:w="1400" w:type="dxa"/>
             <w:tcBorders>
               <w:top w:val="single" w:sz="4" w:space="0" w:color="C3CBDA"/>
               <w:left w:val="single" w:sz="4" w:space="0" w:color="C3CBDA"/>
@@ -2549,7 +2549,7 @@
         </w:tc>
         <w:tc>
           <w:tcPr>
-            <w:tcW w:w="1620" w:type="dxa"/>
+            <w:tcW w:w="1400" w:type="dxa"/>
             <w:tcBorders>
               <w:top w:val="single" w:sz="4" w:space="0" w:color="C3CBDA"/>
               <w:left w:val="single" w:sz="4" w:space="0" w:color="C3CBDA"/>
@@ -2619,7 +2619,7 @@
         </w:tc>
         <w:tc>
           <w:tcPr>
-            <w:tcW w:w="1130" w:type="dxa"/>
+            <w:tcW w:w="1570" w:type="dxa"/>
             <w:tcBorders>
               <w:top w:val="single" w:sz="4" w:space="0" w:color="C3CBDA"/>
               <w:left w:val="single" w:sz="4" w:space="0" w:color="C3CBDA"/>
@@ -2895,7 +2895,7 @@
         </w:tc>
         <w:tc>
           <w:tcPr>
-            <w:tcW w:w="1620" w:type="dxa"/>
+            <w:tcW w:w="1400" w:type="dxa"/>
             <w:tcBorders>
               <w:top w:val="single" w:sz="4" w:space="0" w:color="C3CBDA"/>
               <w:left w:val="single" w:sz="4" w:space="0" w:color="C3CBDA"/>
@@ -2929,7 +2929,7 @@
         </w:tc>
         <w:tc>
           <w:tcPr>
-            <w:tcW w:w="1620" w:type="dxa"/>
+            <w:tcW w:w="1400" w:type="dxa"/>
             <w:tcBorders>
               <w:top w:val="single" w:sz="4" w:space="0" w:color="C3CBDA"/>
               <w:left w:val="single" w:sz="4" w:space="0" w:color="C3CBDA"/>
@@ -2997,7 +2997,7 @@
         </w:tc>
         <w:tc>
           <w:tcPr>
-            <w:tcW w:w="1130" w:type="dxa"/>
+            <w:tcW w:w="1570" w:type="dxa"/>
             <w:tcBorders>
               <w:top w:val="single" w:sz="4" w:space="0" w:color="C3CBDA"/>
               <w:left w:val="single" w:sz="4" w:space="0" w:color="C3CBDA"/>
@@ -3272,7 +3272,7 @@
         </w:tc>
         <w:tc>
           <w:tcPr>
-            <w:tcW w:w="1620" w:type="dxa"/>
+            <w:tcW w:w="1400" w:type="dxa"/>
             <w:tcBorders>
               <w:top w:val="single" w:sz="4" w:space="0" w:color="C3CBDA"/>
               <w:left w:val="single" w:sz="4" w:space="0" w:color="C3CBDA"/>
@@ -3307,7 +3307,7 @@
         </w:tc>
         <w:tc>
           <w:tcPr>
-            <w:tcW w:w="1620" w:type="dxa"/>
+            <w:tcW w:w="1400" w:type="dxa"/>
             <w:tcBorders>
               <w:top w:val="single" w:sz="4" w:space="0" w:color="C3CBDA"/>
               <w:left w:val="single" w:sz="4" w:space="0" w:color="C3CBDA"/>
@@ -3377,7 +3377,7 @@
         </w:tc>
         <w:tc>
           <w:tcPr>
-            <w:tcW w:w="1130" w:type="dxa"/>
+            <w:tcW w:w="1570" w:type="dxa"/>
             <w:tcBorders>
               <w:top w:val="single" w:sz="4" w:space="0" w:color="C3CBDA"/>
               <w:left w:val="single" w:sz="4" w:space="0" w:color="C3CBDA"/>
@@ -3653,7 +3653,7 @@
         </w:tc>
         <w:tc>
           <w:tcPr>
-            <w:tcW w:w="1620" w:type="dxa"/>
+            <w:tcW w:w="1400" w:type="dxa"/>
             <w:tcBorders>
               <w:top w:val="single" w:sz="4" w:space="0" w:color="C3CBDA"/>
               <w:left w:val="single" w:sz="4" w:space="0" w:color="C3CBDA"/>
@@ -3687,7 +3687,7 @@
         </w:tc>
         <w:tc>
           <w:tcPr>
-            <w:tcW w:w="1620" w:type="dxa"/>
+            <w:tcW w:w="1400" w:type="dxa"/>
             <w:tcBorders>
               <w:top w:val="single" w:sz="4" w:space="0" w:color="C3CBDA"/>
               <w:left w:val="single" w:sz="4" w:space="0" w:color="C3CBDA"/>
@@ -3755,7 +3755,7 @@
         </w:tc>
         <w:tc>
           <w:tcPr>
-            <w:tcW w:w="1130" w:type="dxa"/>
+            <w:tcW w:w="1570" w:type="dxa"/>
             <w:tcBorders>
               <w:top w:val="single" w:sz="4" w:space="0" w:color="C3CBDA"/>
               <w:left w:val="single" w:sz="4" w:space="0" w:color="C3CBDA"/>
@@ -4030,7 +4030,7 @@
         </w:tc>
         <w:tc>
           <w:tcPr>
-            <w:tcW w:w="1620" w:type="dxa"/>
+            <w:tcW w:w="1400" w:type="dxa"/>
             <w:tcBorders>
               <w:top w:val="single" w:sz="4" w:space="0" w:color="C3CBDA"/>
               <w:left w:val="single" w:sz="4" w:space="0" w:color="C3CBDA"/>
@@ -4065,7 +4065,7 @@
         </w:tc>
         <w:tc>
           <w:tcPr>
-            <w:tcW w:w="1620" w:type="dxa"/>
+            <w:tcW w:w="1400" w:type="dxa"/>
             <w:tcBorders>
               <w:top w:val="single" w:sz="4" w:space="0" w:color="C3CBDA"/>
               <w:left w:val="single" w:sz="4" w:space="0" w:color="C3CBDA"/>
@@ -4135,7 +4135,7 @@
         </w:tc>
         <w:tc>
           <w:tcPr>
-            <w:tcW w:w="1130" w:type="dxa"/>
+            <w:tcW w:w="1570" w:type="dxa"/>
             <w:tcBorders>
               <w:top w:val="single" w:sz="4" w:space="0" w:color="C3CBDA"/>
               <w:left w:val="single" w:sz="4" w:space="0" w:color="C3CBDA"/>
@@ -4411,7 +4411,7 @@
         </w:tc>
         <w:tc>
           <w:tcPr>
-            <w:tcW w:w="1620" w:type="dxa"/>
+            <w:tcW w:w="1400" w:type="dxa"/>
             <w:tcBorders>
               <w:top w:val="single" w:sz="4" w:space="0" w:color="C3CBDA"/>
               <w:left w:val="single" w:sz="4" w:space="0" w:color="C3CBDA"/>
@@ -4445,7 +4445,7 @@
         </w:tc>
         <w:tc>
           <w:tcPr>
-            <w:tcW w:w="1620" w:type="dxa"/>
+            <w:tcW w:w="1400" w:type="dxa"/>
             <w:tcBorders>
               <w:top w:val="single" w:sz="4" w:space="0" w:color="C3CBDA"/>
               <w:left w:val="single" w:sz="4" w:space="0" w:color="C3CBDA"/>
@@ -4513,7 +4513,7 @@
         </w:tc>
         <w:tc>
           <w:tcPr>
-            <w:tcW w:w="1130" w:type="dxa"/>
+            <w:tcW w:w="1570" w:type="dxa"/>
             <w:tcBorders>
               <w:top w:val="single" w:sz="4" w:space="0" w:color="C3CBDA"/>
               <w:left w:val="single" w:sz="4" w:space="0" w:color="C3CBDA"/>
@@ -4788,7 +4788,7 @@
         </w:tc>
         <w:tc>
           <w:tcPr>
-            <w:tcW w:w="1620" w:type="dxa"/>
+            <w:tcW w:w="1400" w:type="dxa"/>
             <w:tcBorders>
               <w:top w:val="single" w:sz="4" w:space="0" w:color="C3CBDA"/>
               <w:left w:val="single" w:sz="4" w:space="0" w:color="C3CBDA"/>
@@ -4823,7 +4823,7 @@
         </w:tc>
         <w:tc>
           <w:tcPr>
-            <w:tcW w:w="1620" w:type="dxa"/>
+            <w:tcW w:w="1400" w:type="dxa"/>
             <w:tcBorders>
               <w:top w:val="single" w:sz="4" w:space="0" w:color="C3CBDA"/>
               <w:left w:val="single" w:sz="4" w:space="0" w:color="C3CBDA"/>
@@ -4893,7 +4893,7 @@
         </w:tc>
         <w:tc>
           <w:tcPr>
-            <w:tcW w:w="1130" w:type="dxa"/>
+            <w:tcW w:w="1570" w:type="dxa"/>
             <w:tcBorders>
               <w:top w:val="single" w:sz="4" w:space="0" w:color="C3CBDA"/>
               <w:left w:val="single" w:sz="4" w:space="0" w:color="C3CBDA"/>
@@ -5169,7 +5169,7 @@
         </w:tc>
         <w:tc>
           <w:tcPr>
-            <w:tcW w:w="1620" w:type="dxa"/>
+            <w:tcW w:w="1400" w:type="dxa"/>
             <w:tcBorders>
               <w:top w:val="single" w:sz="4" w:space="0" w:color="C3CBDA"/>
               <w:left w:val="single" w:sz="4" w:space="0" w:color="C3CBDA"/>
@@ -5203,7 +5203,7 @@
         </w:tc>
         <w:tc>
           <w:tcPr>
-            <w:tcW w:w="1620" w:type="dxa"/>
+            <w:tcW w:w="1400" w:type="dxa"/>
             <w:tcBorders>
               <w:top w:val="single" w:sz="4" w:space="0" w:color="C3CBDA"/>
               <w:left w:val="single" w:sz="4" w:space="0" w:color="C3CBDA"/>
@@ -5271,7 +5271,7 @@
         </w:tc>
         <w:tc>
           <w:tcPr>
-            <w:tcW w:w="1130" w:type="dxa"/>
+            <w:tcW w:w="1570" w:type="dxa"/>
             <w:tcBorders>
               <w:top w:val="single" w:sz="4" w:space="0" w:color="C3CBDA"/>
               <w:left w:val="single" w:sz="4" w:space="0" w:color="C3CBDA"/>
@@ -5546,7 +5546,7 @@
         </w:tc>
         <w:tc>
           <w:tcPr>
-            <w:tcW w:w="1620" w:type="dxa"/>
+            <w:tcW w:w="1400" w:type="dxa"/>
             <w:tcBorders>
               <w:top w:val="single" w:sz="4" w:space="0" w:color="C3CBDA"/>
               <w:left w:val="single" w:sz="4" w:space="0" w:color="C3CBDA"/>
@@ -5581,7 +5581,7 @@
         </w:tc>
         <w:tc>
           <w:tcPr>
-            <w:tcW w:w="1620" w:type="dxa"/>
+            <w:tcW w:w="1400" w:type="dxa"/>
             <w:tcBorders>
               <w:top w:val="single" w:sz="4" w:space="0" w:color="C3CBDA"/>
               <w:left w:val="single" w:sz="4" w:space="0" w:color="C3CBDA"/>
@@ -5651,7 +5651,7 @@
         </w:tc>
         <w:tc>
           <w:tcPr>
-            <w:tcW w:w="1130" w:type="dxa"/>
+            <w:tcW w:w="1570" w:type="dxa"/>
             <w:tcBorders>
               <w:top w:val="single" w:sz="4" w:space="0" w:color="C3CBDA"/>
               <w:left w:val="single" w:sz="4" w:space="0" w:color="C3CBDA"/>
@@ -5927,7 +5927,7 @@
         </w:tc>
         <w:tc>
           <w:tcPr>
-            <w:tcW w:w="1620" w:type="dxa"/>
+            <w:tcW w:w="1400" w:type="dxa"/>
             <w:tcBorders>
               <w:top w:val="single" w:sz="4" w:space="0" w:color="C3CBDA"/>
               <w:left w:val="single" w:sz="4" w:space="0" w:color="C3CBDA"/>
@@ -5961,7 +5961,7 @@
         </w:tc>
         <w:tc>
           <w:tcPr>
-            <w:tcW w:w="1620" w:type="dxa"/>
+            <w:tcW w:w="1400" w:type="dxa"/>
             <w:tcBorders>
               <w:top w:val="single" w:sz="4" w:space="0" w:color="C3CBDA"/>
               <w:left w:val="single" w:sz="4" w:space="0" w:color="C3CBDA"/>
@@ -6029,7 +6029,7 @@
         </w:tc>
         <w:tc>
           <w:tcPr>
-            <w:tcW w:w="1130" w:type="dxa"/>
+            <w:tcW w:w="1570" w:type="dxa"/>
             <w:tcBorders>
               <w:top w:val="single" w:sz="4" w:space="0" w:color="C3CBDA"/>
               <w:left w:val="single" w:sz="4" w:space="0" w:color="C3CBDA"/>
@@ -6304,7 +6304,7 @@
         </w:tc>
         <w:tc>
           <w:tcPr>
-            <w:tcW w:w="1620" w:type="dxa"/>
+            <w:tcW w:w="1400" w:type="dxa"/>
             <w:tcBorders>
               <w:top w:val="single" w:sz="4" w:space="0" w:color="C3CBDA"/>
               <w:left w:val="single" w:sz="4" w:space="0" w:color="C3CBDA"/>
@@ -6339,7 +6339,7 @@
         </w:tc>
         <w:tc>
           <w:tcPr>
-            <w:tcW w:w="1620" w:type="dxa"/>
+            <w:tcW w:w="1400" w:type="dxa"/>
             <w:tcBorders>
               <w:top w:val="single" w:sz="4" w:space="0" w:color="C3CBDA"/>
               <w:left w:val="single" w:sz="4" w:space="0" w:color="C3CBDA"/>
@@ -6409,7 +6409,7 @@
         </w:tc>
         <w:tc>
           <w:tcPr>
-            <w:tcW w:w="1130" w:type="dxa"/>
+            <w:tcW w:w="1570" w:type="dxa"/>
             <w:tcBorders>
               <w:top w:val="single" w:sz="4" w:space="0" w:color="C3CBDA"/>
               <w:left w:val="single" w:sz="4" w:space="0" w:color="C3CBDA"/>
@@ -6685,7 +6685,7 @@
         </w:tc>
         <w:tc>
           <w:tcPr>
-            <w:tcW w:w="1620" w:type="dxa"/>
+            <w:tcW w:w="1400" w:type="dxa"/>
             <w:tcBorders>
               <w:top w:val="single" w:sz="4" w:space="0" w:color="C3CBDA"/>
               <w:left w:val="single" w:sz="4" w:space="0" w:color="C3CBDA"/>
@@ -6719,7 +6719,7 @@
         </w:tc>
         <w:tc>
           <w:tcPr>
-            <w:tcW w:w="1620" w:type="dxa"/>
+            <w:tcW w:w="1400" w:type="dxa"/>
             <w:tcBorders>
               <w:top w:val="single" w:sz="4" w:space="0" w:color="C3CBDA"/>
               <w:left w:val="single" w:sz="4" w:space="0" w:color="C3CBDA"/>
@@ -6787,7 +6787,7 @@
         </w:tc>
         <w:tc>
           <w:tcPr>
-            <w:tcW w:w="1130" w:type="dxa"/>
+            <w:tcW w:w="1570" w:type="dxa"/>
             <w:tcBorders>
               <w:top w:val="single" w:sz="4" w:space="0" w:color="C3CBDA"/>
               <w:left w:val="single" w:sz="4" w:space="0" w:color="C3CBDA"/>
